--- a/resume_ptbr.docx
+++ b/resume_ptbr.docx
@@ -6,7 +6,7 @@
       <w:pPr>
         <w:spacing w:after="45"/>
         <w:outlineLvl w:val="1"/>
-        <w:divId w:val="1034381019"/>
+        <w:divId w:val="1544365864"/>
         <w:rPr>
           <w:rFonts w:ascii="Arial" w:eastAsia="Times New Roman" w:hAnsi="Arial" w:cs="Arial"/>
           <w:b/>
@@ -34,7 +34,7 @@
       <w:pPr>
         <w:spacing w:after="90"/>
         <w:outlineLvl w:val="2"/>
-        <w:divId w:val="1034381019"/>
+        <w:divId w:val="1544365864"/>
         <w:rPr>
           <w:rFonts w:ascii="Arial" w:eastAsia="Times New Roman" w:hAnsi="Arial" w:cs="Arial"/>
           <w:color w:val="000000"/>
@@ -54,7 +54,7 @@
     </w:p>
     <w:p>
       <w:pPr>
-        <w:divId w:val="533494924"/>
+        <w:divId w:val="930774724"/>
         <w:rPr>
           <w:rFonts w:ascii="Arial" w:eastAsia="Times New Roman" w:hAnsi="Arial" w:cs="Arial"/>
           <w:color w:val="000000"/>
@@ -123,7 +123,7 @@
     <w:p>
       <w:pPr>
         <w:pStyle w:val="Heading3"/>
-        <w:divId w:val="201597729"/>
+        <w:divId w:val="837844834"/>
         <w:rPr>
           <w:rFonts w:ascii="Arial" w:eastAsia="Times New Roman" w:hAnsi="Arial" w:cs="Arial"/>
         </w:rPr>
@@ -138,7 +138,7 @@
     <w:p>
       <w:pPr>
         <w:pStyle w:val="NormalWeb"/>
-        <w:divId w:val="201597729"/>
+        <w:divId w:val="837844834"/>
         <w:rPr>
           <w:rFonts w:ascii="Arial" w:hAnsi="Arial" w:cs="Arial"/>
           <w:color w:val="000000"/>
@@ -159,7 +159,7 @@
     <w:p>
       <w:pPr>
         <w:pStyle w:val="Heading3"/>
-        <w:divId w:val="183716570"/>
+        <w:divId w:val="455032194"/>
         <w:rPr>
           <w:rFonts w:ascii="Arial" w:eastAsia="Times New Roman" w:hAnsi="Arial" w:cs="Arial"/>
         </w:rPr>
@@ -178,7 +178,7 @@
           <w:numId w:val="1"/>
         </w:numPr>
         <w:spacing w:before="100" w:beforeAutospacing="1" w:after="30"/>
-        <w:divId w:val="183716570"/>
+        <w:divId w:val="455032194"/>
         <w:rPr>
           <w:rFonts w:ascii="Arial" w:eastAsia="Times New Roman" w:hAnsi="Arial" w:cs="Arial"/>
           <w:color w:val="000000"/>
@@ -222,7 +222,7 @@
           <w:numId w:val="1"/>
         </w:numPr>
         <w:spacing w:before="100" w:beforeAutospacing="1" w:after="30"/>
-        <w:divId w:val="183716570"/>
+        <w:divId w:val="455032194"/>
         <w:rPr>
           <w:rFonts w:ascii="Arial" w:eastAsia="Times New Roman" w:hAnsi="Arial" w:cs="Arial"/>
           <w:color w:val="000000"/>
@@ -266,7 +266,7 @@
           <w:numId w:val="1"/>
         </w:numPr>
         <w:spacing w:before="100" w:beforeAutospacing="1" w:after="30"/>
-        <w:divId w:val="183716570"/>
+        <w:divId w:val="455032194"/>
         <w:rPr>
           <w:rFonts w:ascii="Arial" w:eastAsia="Times New Roman" w:hAnsi="Arial" w:cs="Arial"/>
           <w:color w:val="000000"/>
@@ -297,7 +297,7 @@
     <w:p>
       <w:pPr>
         <w:pStyle w:val="Heading3"/>
-        <w:divId w:val="288828273"/>
+        <w:divId w:val="1511993234"/>
         <w:rPr>
           <w:rFonts w:ascii="Arial" w:eastAsia="Times New Roman" w:hAnsi="Arial" w:cs="Arial"/>
         </w:rPr>
@@ -316,7 +316,7 @@
           <w:numId w:val="2"/>
         </w:numPr>
         <w:spacing w:before="100" w:beforeAutospacing="1" w:after="30"/>
-        <w:divId w:val="288828273"/>
+        <w:divId w:val="1511993234"/>
         <w:rPr>
           <w:rFonts w:ascii="Arial" w:eastAsia="Times New Roman" w:hAnsi="Arial" w:cs="Arial"/>
           <w:color w:val="000000"/>
@@ -360,7 +360,7 @@
           <w:numId w:val="2"/>
         </w:numPr>
         <w:spacing w:before="100" w:beforeAutospacing="1" w:after="30"/>
-        <w:divId w:val="288828273"/>
+        <w:divId w:val="1511993234"/>
         <w:rPr>
           <w:rFonts w:ascii="Arial" w:eastAsia="Times New Roman" w:hAnsi="Arial" w:cs="Arial"/>
           <w:color w:val="000000"/>
@@ -395,7 +395,7 @@
           <w:numId w:val="2"/>
         </w:numPr>
         <w:spacing w:before="100" w:beforeAutospacing="1" w:after="30"/>
-        <w:divId w:val="288828273"/>
+        <w:divId w:val="1511993234"/>
         <w:rPr>
           <w:rFonts w:ascii="Arial" w:eastAsia="Times New Roman" w:hAnsi="Arial" w:cs="Arial"/>
           <w:color w:val="000000"/>
@@ -430,7 +430,7 @@
           <w:numId w:val="2"/>
         </w:numPr>
         <w:spacing w:before="100" w:beforeAutospacing="1" w:after="30"/>
-        <w:divId w:val="288828273"/>
+        <w:divId w:val="1511993234"/>
         <w:rPr>
           <w:rFonts w:ascii="Arial" w:eastAsia="Times New Roman" w:hAnsi="Arial" w:cs="Arial"/>
           <w:color w:val="000000"/>
@@ -461,7 +461,7 @@
     <w:p>
       <w:pPr>
         <w:pStyle w:val="Heading3"/>
-        <w:divId w:val="1751728254"/>
+        <w:divId w:val="1458523928"/>
         <w:rPr>
           <w:rFonts w:ascii="Arial" w:eastAsia="Times New Roman" w:hAnsi="Arial" w:cs="Arial"/>
         </w:rPr>
@@ -476,7 +476,7 @@
     <w:p>
       <w:pPr>
         <w:pStyle w:val="job-title"/>
-        <w:divId w:val="58982482"/>
+        <w:divId w:val="1854958039"/>
         <w:rPr>
           <w:rFonts w:ascii="Arial" w:hAnsi="Arial" w:cs="Arial"/>
           <w:color w:val="000000"/>
@@ -493,7 +493,7 @@
     <w:p>
       <w:pPr>
         <w:pStyle w:val="job-meta"/>
-        <w:divId w:val="58982482"/>
+        <w:divId w:val="1854958039"/>
         <w:rPr>
           <w:rFonts w:ascii="Arial" w:hAnsi="Arial" w:cs="Arial"/>
           <w:color w:val="000000"/>
@@ -527,7 +527,7 @@
           <w:rFonts w:ascii="Arial" w:hAnsi="Arial" w:cs="Arial"/>
           <w:color w:val="000000"/>
         </w:rPr>
-        <w:t xml:space="preserve"> | Nov 2025 – Atual</w:t>
+        <w:t xml:space="preserve"> | Nov 2025 – Jun 2026</w:t>
       </w:r>
     </w:p>
     <w:p>
@@ -537,7 +537,7 @@
           <w:numId w:val="3"/>
         </w:numPr>
         <w:spacing w:before="100" w:beforeAutospacing="1" w:after="30"/>
-        <w:divId w:val="58982482"/>
+        <w:divId w:val="1854958039"/>
         <w:rPr>
           <w:rFonts w:ascii="Arial" w:eastAsia="Times New Roman" w:hAnsi="Arial" w:cs="Arial"/>
           <w:color w:val="000000"/>
@@ -562,7 +562,7 @@
           <w:numId w:val="3"/>
         </w:numPr>
         <w:spacing w:before="100" w:beforeAutospacing="1" w:after="30"/>
-        <w:divId w:val="58982482"/>
+        <w:divId w:val="1854958039"/>
         <w:rPr>
           <w:rFonts w:ascii="Arial" w:eastAsia="Times New Roman" w:hAnsi="Arial" w:cs="Arial"/>
           <w:color w:val="000000"/>
@@ -583,7 +583,7 @@
     <w:p>
       <w:pPr>
         <w:pStyle w:val="stack-line"/>
-        <w:divId w:val="58982482"/>
+        <w:divId w:val="1854958039"/>
         <w:rPr>
           <w:rFonts w:ascii="Arial" w:hAnsi="Arial" w:cs="Arial"/>
         </w:rPr>
@@ -605,7 +605,7 @@
     <w:p>
       <w:pPr>
         <w:pStyle w:val="job-title"/>
-        <w:divId w:val="578634101"/>
+        <w:divId w:val="1430930398"/>
         <w:rPr>
           <w:rFonts w:ascii="Arial" w:hAnsi="Arial" w:cs="Arial"/>
           <w:color w:val="000000"/>
@@ -622,7 +622,7 @@
     <w:p>
       <w:pPr>
         <w:pStyle w:val="job-meta"/>
-        <w:divId w:val="578634101"/>
+        <w:divId w:val="1430930398"/>
         <w:rPr>
           <w:rFonts w:ascii="Arial" w:hAnsi="Arial" w:cs="Arial"/>
           <w:color w:val="000000"/>
@@ -666,7 +666,7 @@
           <w:numId w:val="4"/>
         </w:numPr>
         <w:spacing w:before="100" w:beforeAutospacing="1" w:after="30"/>
-        <w:divId w:val="578634101"/>
+        <w:divId w:val="1430930398"/>
         <w:rPr>
           <w:rFonts w:ascii="Arial" w:eastAsia="Times New Roman" w:hAnsi="Arial" w:cs="Arial"/>
           <w:color w:val="000000"/>
@@ -688,7 +688,7 @@
     <w:p>
       <w:pPr>
         <w:pStyle w:val="stack-line"/>
-        <w:divId w:val="578634101"/>
+        <w:divId w:val="1430930398"/>
         <w:rPr>
           <w:rFonts w:ascii="Arial" w:hAnsi="Arial" w:cs="Arial"/>
         </w:rPr>
@@ -710,7 +710,7 @@
     <w:p>
       <w:pPr>
         <w:pStyle w:val="job-title"/>
-        <w:divId w:val="1057321493"/>
+        <w:divId w:val="160122998"/>
         <w:rPr>
           <w:rFonts w:ascii="Arial" w:hAnsi="Arial" w:cs="Arial"/>
           <w:color w:val="000000"/>
@@ -727,7 +727,7 @@
     <w:p>
       <w:pPr>
         <w:pStyle w:val="job-meta"/>
-        <w:divId w:val="1057321493"/>
+        <w:divId w:val="160122998"/>
         <w:rPr>
           <w:rFonts w:ascii="Arial" w:hAnsi="Arial" w:cs="Arial"/>
           <w:color w:val="000000"/>
@@ -771,31 +771,31 @@
           <w:numId w:val="5"/>
         </w:numPr>
         <w:spacing w:before="100" w:beforeAutospacing="1" w:after="30"/>
-        <w:divId w:val="1057321493"/>
-        <w:rPr>
-          <w:rFonts w:ascii="Arial" w:eastAsia="Times New Roman" w:hAnsi="Arial" w:cs="Arial"/>
-          <w:color w:val="000000"/>
-          <w:sz w:val="19"/>
-          <w:szCs w:val="19"/>
-        </w:rPr>
-      </w:pPr>
-      <w:r>
-        <w:rPr>
-          <w:rFonts w:ascii="Arial" w:eastAsia="Times New Roman" w:hAnsi="Arial" w:cs="Arial"/>
-          <w:color w:val="000000"/>
-          <w:sz w:val="19"/>
-          <w:szCs w:val="19"/>
-        </w:rPr>
-        <w:t>Desenvolvi microsserviços financeiros em Java Spring Boot/MVC com autenticaç</w:t>
-      </w:r>
-      <w:r>
-        <w:rPr>
-          <w:rFonts w:ascii="Arial" w:eastAsia="Times New Roman" w:hAnsi="Arial" w:cs="Arial"/>
-          <w:color w:val="000000"/>
-          <w:sz w:val="19"/>
-          <w:szCs w:val="19"/>
-        </w:rPr>
-        <w:t>ão JWT e Keycloak, processando milhões de transações diárias, e interfaces em React/TypeScript para declarações de pagamento (CPF, CNPJ).</w:t>
+        <w:divId w:val="160122998"/>
+        <w:rPr>
+          <w:rFonts w:ascii="Arial" w:eastAsia="Times New Roman" w:hAnsi="Arial" w:cs="Arial"/>
+          <w:color w:val="000000"/>
+          <w:sz w:val="19"/>
+          <w:szCs w:val="19"/>
+        </w:rPr>
+      </w:pPr>
+      <w:r>
+        <w:rPr>
+          <w:rFonts w:ascii="Arial" w:eastAsia="Times New Roman" w:hAnsi="Arial" w:cs="Arial"/>
+          <w:color w:val="000000"/>
+          <w:sz w:val="19"/>
+          <w:szCs w:val="19"/>
+        </w:rPr>
+        <w:t>Desenvolvi microsserviços financeiros em Java Spring Boot/MVC com autenti</w:t>
+      </w:r>
+      <w:r>
+        <w:rPr>
+          <w:rFonts w:ascii="Arial" w:eastAsia="Times New Roman" w:hAnsi="Arial" w:cs="Arial"/>
+          <w:color w:val="000000"/>
+          <w:sz w:val="19"/>
+          <w:szCs w:val="19"/>
+        </w:rPr>
+        <w:t>cação JWT e Keycloak, processando milhões de transações diárias, e interfaces em React/TypeScript para declarações de pagamento (CPF, CNPJ).</w:t>
       </w:r>
     </w:p>
     <w:p>
@@ -805,7 +805,7 @@
           <w:numId w:val="5"/>
         </w:numPr>
         <w:spacing w:before="100" w:beforeAutospacing="1" w:after="30"/>
-        <w:divId w:val="1057321493"/>
+        <w:divId w:val="160122998"/>
         <w:rPr>
           <w:rFonts w:ascii="Arial" w:eastAsia="Times New Roman" w:hAnsi="Arial" w:cs="Arial"/>
           <w:color w:val="000000"/>
@@ -830,7 +830,7 @@
           <w:numId w:val="5"/>
         </w:numPr>
         <w:spacing w:before="100" w:beforeAutospacing="1" w:after="30"/>
-        <w:divId w:val="1057321493"/>
+        <w:divId w:val="160122998"/>
         <w:rPr>
           <w:rFonts w:ascii="Arial" w:eastAsia="Times New Roman" w:hAnsi="Arial" w:cs="Arial"/>
           <w:color w:val="000000"/>
@@ -855,7 +855,7 @@
           <w:numId w:val="5"/>
         </w:numPr>
         <w:spacing w:before="100" w:beforeAutospacing="1" w:after="30"/>
-        <w:divId w:val="1057321493"/>
+        <w:divId w:val="160122998"/>
         <w:rPr>
           <w:rFonts w:ascii="Arial" w:eastAsia="Times New Roman" w:hAnsi="Arial" w:cs="Arial"/>
           <w:color w:val="000000"/>
@@ -876,7 +876,7 @@
     <w:p>
       <w:pPr>
         <w:pStyle w:val="stack-line"/>
-        <w:divId w:val="1057321493"/>
+        <w:divId w:val="160122998"/>
         <w:rPr>
           <w:rFonts w:ascii="Arial" w:hAnsi="Arial" w:cs="Arial"/>
         </w:rPr>
@@ -898,7 +898,7 @@
     <w:p>
       <w:pPr>
         <w:pStyle w:val="job-title"/>
-        <w:divId w:val="477458264"/>
+        <w:divId w:val="1417944634"/>
         <w:rPr>
           <w:rFonts w:ascii="Arial" w:hAnsi="Arial" w:cs="Arial"/>
           <w:color w:val="000000"/>
@@ -915,7 +915,7 @@
     <w:p>
       <w:pPr>
         <w:pStyle w:val="job-meta"/>
-        <w:divId w:val="477458264"/>
+        <w:divId w:val="1417944634"/>
         <w:rPr>
           <w:rFonts w:ascii="Arial" w:hAnsi="Arial" w:cs="Arial"/>
           <w:color w:val="000000"/>
@@ -959,7 +959,7 @@
           <w:numId w:val="6"/>
         </w:numPr>
         <w:spacing w:before="100" w:beforeAutospacing="1" w:after="30"/>
-        <w:divId w:val="477458264"/>
+        <w:divId w:val="1417944634"/>
         <w:rPr>
           <w:rFonts w:ascii="Arial" w:eastAsia="Times New Roman" w:hAnsi="Arial" w:cs="Arial"/>
           <w:color w:val="000000"/>
@@ -984,7 +984,7 @@
           <w:numId w:val="6"/>
         </w:numPr>
         <w:spacing w:before="100" w:beforeAutospacing="1" w:after="30"/>
-        <w:divId w:val="477458264"/>
+        <w:divId w:val="1417944634"/>
         <w:rPr>
           <w:rFonts w:ascii="Arial" w:eastAsia="Times New Roman" w:hAnsi="Arial" w:cs="Arial"/>
           <w:color w:val="000000"/>
@@ -1009,7 +1009,7 @@
           <w:numId w:val="6"/>
         </w:numPr>
         <w:spacing w:before="100" w:beforeAutospacing="1" w:after="30"/>
-        <w:divId w:val="477458264"/>
+        <w:divId w:val="1417944634"/>
         <w:rPr>
           <w:rFonts w:ascii="Arial" w:eastAsia="Times New Roman" w:hAnsi="Arial" w:cs="Arial"/>
           <w:color w:val="000000"/>
@@ -1030,7 +1030,7 @@
     <w:p>
       <w:pPr>
         <w:pStyle w:val="stack-line"/>
-        <w:divId w:val="477458264"/>
+        <w:divId w:val="1417944634"/>
         <w:rPr>
           <w:rFonts w:ascii="Arial" w:hAnsi="Arial" w:cs="Arial"/>
         </w:rPr>
@@ -1052,7 +1052,7 @@
     <w:p>
       <w:pPr>
         <w:pStyle w:val="job-title"/>
-        <w:divId w:val="2103408743"/>
+        <w:divId w:val="1380587466"/>
         <w:rPr>
           <w:rFonts w:ascii="Arial" w:hAnsi="Arial" w:cs="Arial"/>
           <w:color w:val="000000"/>
@@ -1069,7 +1069,7 @@
     <w:p>
       <w:pPr>
         <w:pStyle w:val="job-meta"/>
-        <w:divId w:val="2103408743"/>
+        <w:divId w:val="1380587466"/>
         <w:rPr>
           <w:rFonts w:ascii="Arial" w:hAnsi="Arial" w:cs="Arial"/>
           <w:color w:val="000000"/>
@@ -1113,7 +1113,7 @@
           <w:numId w:val="7"/>
         </w:numPr>
         <w:spacing w:before="100" w:beforeAutospacing="1" w:after="30"/>
-        <w:divId w:val="2103408743"/>
+        <w:divId w:val="1380587466"/>
         <w:rPr>
           <w:rFonts w:ascii="Arial" w:eastAsia="Times New Roman" w:hAnsi="Arial" w:cs="Arial"/>
           <w:color w:val="000000"/>
@@ -1138,7 +1138,7 @@
           <w:numId w:val="7"/>
         </w:numPr>
         <w:spacing w:before="100" w:beforeAutospacing="1" w:after="30"/>
-        <w:divId w:val="2103408743"/>
+        <w:divId w:val="1380587466"/>
         <w:rPr>
           <w:rFonts w:ascii="Arial" w:eastAsia="Times New Roman" w:hAnsi="Arial" w:cs="Arial"/>
           <w:color w:val="000000"/>
@@ -1159,7 +1159,7 @@
     <w:p>
       <w:pPr>
         <w:pStyle w:val="stack-line"/>
-        <w:divId w:val="2103408743"/>
+        <w:divId w:val="1380587466"/>
         <w:rPr>
           <w:rFonts w:ascii="Arial" w:hAnsi="Arial" w:cs="Arial"/>
         </w:rPr>
@@ -1187,7 +1187,7 @@
     <w:p>
       <w:pPr>
         <w:pStyle w:val="job-title"/>
-        <w:divId w:val="1492138811"/>
+        <w:divId w:val="207031502"/>
         <w:rPr>
           <w:rFonts w:ascii="Arial" w:hAnsi="Arial" w:cs="Arial"/>
           <w:color w:val="000000"/>
@@ -1204,7 +1204,7 @@
     <w:p>
       <w:pPr>
         <w:pStyle w:val="job-meta"/>
-        <w:divId w:val="1492138811"/>
+        <w:divId w:val="207031502"/>
         <w:rPr>
           <w:rFonts w:ascii="Arial" w:hAnsi="Arial" w:cs="Arial"/>
           <w:color w:val="000000"/>
@@ -1248,7 +1248,7 @@
           <w:numId w:val="8"/>
         </w:numPr>
         <w:spacing w:before="100" w:beforeAutospacing="1" w:after="30"/>
-        <w:divId w:val="1492138811"/>
+        <w:divId w:val="207031502"/>
         <w:rPr>
           <w:rFonts w:ascii="Arial" w:eastAsia="Times New Roman" w:hAnsi="Arial" w:cs="Arial"/>
           <w:color w:val="000000"/>
@@ -1269,7 +1269,7 @@
     <w:p>
       <w:pPr>
         <w:pStyle w:val="stack-line"/>
-        <w:divId w:val="1492138811"/>
+        <w:divId w:val="207031502"/>
         <w:rPr>
           <w:rFonts w:ascii="Arial" w:hAnsi="Arial" w:cs="Arial"/>
         </w:rPr>
@@ -1291,7 +1291,7 @@
     <w:p>
       <w:pPr>
         <w:pStyle w:val="Heading3"/>
-        <w:divId w:val="2042902605"/>
+        <w:divId w:val="349184696"/>
         <w:rPr>
           <w:rFonts w:ascii="Arial" w:eastAsia="Times New Roman" w:hAnsi="Arial" w:cs="Arial"/>
         </w:rPr>
@@ -1306,7 +1306,7 @@
     <w:p>
       <w:pPr>
         <w:pStyle w:val="job-title"/>
-        <w:divId w:val="730927538"/>
+        <w:divId w:val="1882857164"/>
         <w:rPr>
           <w:rFonts w:ascii="Arial" w:hAnsi="Arial" w:cs="Arial"/>
           <w:color w:val="000000"/>
@@ -1325,7 +1325,7 @@
       <w:pPr>
         <w:pStyle w:val="job-meta"/>
         <w:spacing w:after="135"/>
-        <w:divId w:val="730927538"/>
+        <w:divId w:val="1882857164"/>
         <w:rPr>
           <w:rFonts w:ascii="Arial" w:hAnsi="Arial" w:cs="Arial"/>
           <w:color w:val="000000"/>
@@ -1358,7 +1358,7 @@
     <w:p>
       <w:pPr>
         <w:pStyle w:val="Heading3"/>
-        <w:divId w:val="577208202"/>
+        <w:divId w:val="734280596"/>
         <w:rPr>
           <w:rFonts w:ascii="Arial" w:eastAsia="Times New Roman" w:hAnsi="Arial" w:cs="Arial"/>
         </w:rPr>
@@ -1374,7 +1374,7 @@
       <w:pPr>
         <w:pStyle w:val="job-title"/>
         <w:spacing w:after="135"/>
-        <w:divId w:val="1929845924"/>
+        <w:divId w:val="2075397392"/>
         <w:rPr>
           <w:rFonts w:ascii="Arial" w:hAnsi="Arial" w:cs="Arial"/>
           <w:color w:val="000000"/>
@@ -1392,7 +1392,7 @@
       <w:pPr>
         <w:pStyle w:val="job-title"/>
         <w:spacing w:after="135"/>
-        <w:divId w:val="1593313355"/>
+        <w:divId w:val="412168283"/>
         <w:rPr>
           <w:rFonts w:ascii="Arial" w:hAnsi="Arial" w:cs="Arial"/>
           <w:color w:val="000000"/>
@@ -1409,7 +1409,7 @@
     <w:p>
       <w:pPr>
         <w:pStyle w:val="Heading3"/>
-        <w:divId w:val="137306597"/>
+        <w:divId w:val="2075465372"/>
         <w:rPr>
           <w:rFonts w:ascii="Arial" w:eastAsia="Times New Roman" w:hAnsi="Arial" w:cs="Arial"/>
         </w:rPr>
@@ -1428,7 +1428,7 @@
           <w:numId w:val="9"/>
         </w:numPr>
         <w:spacing w:before="100" w:beforeAutospacing="1" w:after="135"/>
-        <w:divId w:val="137306597"/>
+        <w:divId w:val="2075465372"/>
         <w:rPr>
           <w:rFonts w:ascii="Arial" w:eastAsia="Times New Roman" w:hAnsi="Arial" w:cs="Arial"/>
           <w:color w:val="000000"/>
@@ -1507,9 +1507,9 @@
 <file path=word/numbering.xml><?xml version="1.0" encoding="utf-8"?>
 <w:numbering xmlns:wpc="http://schemas.microsoft.com/office/word/2010/wordprocessingCanvas" xmlns:cx="http://schemas.microsoft.com/office/drawing/2014/chartex" xmlns:cx1="http://schemas.microsoft.com/office/drawing/2015/9/8/chartex" xmlns:cx2="http://schemas.microsoft.com/office/drawing/2015/10/21/chartex" xmlns:cx3="http://schemas.microsoft.com/office/drawing/2016/5/9/chartex" xmlns:cx4="http://schemas.microsoft.com/office/drawing/2016/5/10/chartex" xmlns:cx5="http://schemas.microsoft.com/office/drawing/2016/5/11/chartex" xmlns:cx6="http://schemas.microsoft.com/office/drawing/2016/5/12/chartex" xmlns:cx7="http://schemas.microsoft.com/office/drawing/2016/5/13/chartex" xmlns:cx8="http://schemas.microsoft.com/office/drawing/2016/5/14/chartex" xmlns:mc="http://schemas.openxmlformats.org/markup-compatibility/2006" xmlns:aink="http://schemas.microsoft.com/office/drawing/2016/ink" xmlns:am3d="http://schemas.microsoft.com/office/drawing/2017/model3d" xmlns:o="urn:schemas-microsoft-com:office:office" xmlns:oel="http://schemas.microsoft.com/office/2019/extlst" xmlns:r="http://schemas.openxmlformats.org/officeDocument/2006/relationships" xmlns:m="http://schemas.openxmlformats.org/officeDocument/2006/math" xmlns:v="urn:schemas-microsoft-com:vml" xmlns:wp14="http://schemas.microsoft.com/office/word/2010/wordprocessingDrawing" xmlns:wp="http://schemas.openxmlformats.org/drawingml/2006/wordprocessingDrawing" xmlns:w10="urn:schemas-microsoft-com:office:word" xmlns:w="http://schemas.openxmlformats.org/wordprocessingml/2006/main" xmlns:w14="http://schemas.microsoft.com/office/word/2010/wordml" xmlns:w15="http://schemas.microsoft.com/office/word/2012/wordml" xmlns:w16cex="http://schemas.microsoft.com/office/word/2018/wordml/cex" xmlns:w16cid="http://schemas.microsoft.com/office/word/2016/wordml/cid" xmlns:w16="http://schemas.microsoft.com/office/word/2018/wordml" xmlns:w16du="http://schemas.microsoft.com/office/word/2023/wordml/word16du" xmlns:w16sdtdh="http://schemas.microsoft.com/office/word/2020/wordml/sdtdatahash" xmlns:w16sdtfl="http://schemas.microsoft.com/office/word/2024/wordml/sdtformatlock" xmlns:w16se="http://schemas.microsoft.com/office/word/2015/wordml/symex" xmlns:wpg="http://schemas.microsoft.com/office/word/2010/wordprocessingGroup" xmlns:wpi="http://schemas.microsoft.com/office/word/2010/wordprocessingInk" xmlns:wne="http://schemas.microsoft.com/office/word/2006/wordml" xmlns:wps="http://schemas.microsoft.com/office/word/2010/wordprocessingShape" mc:Ignorable="w14 w15 w16se w16cid w16 w16cex w16sdtdh w16sdtfl w16du wp14">
   <w:abstractNum w:abstractNumId="0" w15:restartNumberingAfterBreak="0">
-    <w:nsid w:val="068A7D1C"/>
+    <w:nsid w:val="011C42AF"/>
     <w:multiLevelType w:val="multilevel"/>
-    <w:tmpl w:val="BD76D742"/>
+    <w:tmpl w:val="C5FCE202"/>
     <w:lvl w:ilvl="0">
       <w:start w:val="1"/>
       <w:numFmt w:val="bullet"/>
@@ -1656,9 +1656,9 @@
     </w:lvl>
   </w:abstractNum>
   <w:abstractNum w:abstractNumId="1" w15:restartNumberingAfterBreak="0">
-    <w:nsid w:val="28422289"/>
+    <w:nsid w:val="08060F7B"/>
     <w:multiLevelType w:val="multilevel"/>
-    <w:tmpl w:val="3FF2AF44"/>
+    <w:tmpl w:val="1D548E00"/>
     <w:lvl w:ilvl="0">
       <w:start w:val="1"/>
       <w:numFmt w:val="bullet"/>
@@ -1805,9 +1805,9 @@
     </w:lvl>
   </w:abstractNum>
   <w:abstractNum w:abstractNumId="2" w15:restartNumberingAfterBreak="0">
-    <w:nsid w:val="2BAC2392"/>
+    <w:nsid w:val="12C12381"/>
     <w:multiLevelType w:val="multilevel"/>
-    <w:tmpl w:val="BFF4A7A6"/>
+    <w:tmpl w:val="80641FEE"/>
     <w:lvl w:ilvl="0">
       <w:start w:val="1"/>
       <w:numFmt w:val="bullet"/>
@@ -1954,9 +1954,9 @@
     </w:lvl>
   </w:abstractNum>
   <w:abstractNum w:abstractNumId="3" w15:restartNumberingAfterBreak="0">
-    <w:nsid w:val="30352035"/>
+    <w:nsid w:val="2BD70C5B"/>
     <w:multiLevelType w:val="multilevel"/>
-    <w:tmpl w:val="81CE56AC"/>
+    <w:tmpl w:val="7D2EB186"/>
     <w:lvl w:ilvl="0">
       <w:start w:val="1"/>
       <w:numFmt w:val="bullet"/>
@@ -2103,9 +2103,9 @@
     </w:lvl>
   </w:abstractNum>
   <w:abstractNum w:abstractNumId="4" w15:restartNumberingAfterBreak="0">
-    <w:nsid w:val="37A33205"/>
+    <w:nsid w:val="316940A0"/>
     <w:multiLevelType w:val="multilevel"/>
-    <w:tmpl w:val="66C4097E"/>
+    <w:tmpl w:val="D95AE894"/>
     <w:lvl w:ilvl="0">
       <w:start w:val="1"/>
       <w:numFmt w:val="bullet"/>
@@ -2252,9 +2252,9 @@
     </w:lvl>
   </w:abstractNum>
   <w:abstractNum w:abstractNumId="5" w15:restartNumberingAfterBreak="0">
-    <w:nsid w:val="3802714B"/>
+    <w:nsid w:val="332848AE"/>
     <w:multiLevelType w:val="multilevel"/>
-    <w:tmpl w:val="3D72C606"/>
+    <w:tmpl w:val="19761C22"/>
     <w:lvl w:ilvl="0">
       <w:start w:val="1"/>
       <w:numFmt w:val="bullet"/>
@@ -2401,9 +2401,9 @@
     </w:lvl>
   </w:abstractNum>
   <w:abstractNum w:abstractNumId="6" w15:restartNumberingAfterBreak="0">
-    <w:nsid w:val="3CFA00C9"/>
+    <w:nsid w:val="34950586"/>
     <w:multiLevelType w:val="multilevel"/>
-    <w:tmpl w:val="A2960704"/>
+    <w:tmpl w:val="25AA5DE8"/>
     <w:lvl w:ilvl="0">
       <w:start w:val="1"/>
       <w:numFmt w:val="bullet"/>
@@ -2550,9 +2550,9 @@
     </w:lvl>
   </w:abstractNum>
   <w:abstractNum w:abstractNumId="7" w15:restartNumberingAfterBreak="0">
-    <w:nsid w:val="47252B94"/>
+    <w:nsid w:val="3C8036D0"/>
     <w:multiLevelType w:val="multilevel"/>
-    <w:tmpl w:val="27287E4C"/>
+    <w:tmpl w:val="FCEEC0EA"/>
     <w:lvl w:ilvl="0">
       <w:start w:val="1"/>
       <w:numFmt w:val="bullet"/>
@@ -2699,9 +2699,9 @@
     </w:lvl>
   </w:abstractNum>
   <w:abstractNum w:abstractNumId="8" w15:restartNumberingAfterBreak="0">
-    <w:nsid w:val="4D6D0594"/>
+    <w:nsid w:val="6AC95FEB"/>
     <w:multiLevelType w:val="multilevel"/>
-    <w:tmpl w:val="4CB29FF2"/>
+    <w:tmpl w:val="F1389658"/>
     <w:lvl w:ilvl="0">
       <w:start w:val="1"/>
       <w:numFmt w:val="bullet"/>
@@ -2847,32 +2847,32 @@
       </w:rPr>
     </w:lvl>
   </w:abstractNum>
-  <w:num w:numId="1" w16cid:durableId="435910954">
+  <w:num w:numId="1" w16cid:durableId="705570034">
     <w:abstractNumId w:val="2"/>
   </w:num>
-  <w:num w:numId="2" w16cid:durableId="1446340908">
+  <w:num w:numId="2" w16cid:durableId="833959531">
+    <w:abstractNumId w:val="7"/>
+  </w:num>
+  <w:num w:numId="3" w16cid:durableId="224880706">
+    <w:abstractNumId w:val="1"/>
+  </w:num>
+  <w:num w:numId="4" w16cid:durableId="2025210185">
+    <w:abstractNumId w:val="0"/>
+  </w:num>
+  <w:num w:numId="5" w16cid:durableId="100228145">
+    <w:abstractNumId w:val="3"/>
+  </w:num>
+  <w:num w:numId="6" w16cid:durableId="635985848">
+    <w:abstractNumId w:val="8"/>
+  </w:num>
+  <w:num w:numId="7" w16cid:durableId="1230337654">
+    <w:abstractNumId w:val="5"/>
+  </w:num>
+  <w:num w:numId="8" w16cid:durableId="2067756687">
     <w:abstractNumId w:val="4"/>
   </w:num>
-  <w:num w:numId="3" w16cid:durableId="1166165690">
-    <w:abstractNumId w:val="3"/>
-  </w:num>
-  <w:num w:numId="4" w16cid:durableId="1750424322">
-    <w:abstractNumId w:val="7"/>
-  </w:num>
-  <w:num w:numId="5" w16cid:durableId="993488671">
-    <w:abstractNumId w:val="8"/>
-  </w:num>
-  <w:num w:numId="6" w16cid:durableId="1014956849">
+  <w:num w:numId="9" w16cid:durableId="2106924400">
     <w:abstractNumId w:val="6"/>
-  </w:num>
-  <w:num w:numId="7" w16cid:durableId="1013530387">
-    <w:abstractNumId w:val="1"/>
-  </w:num>
-  <w:num w:numId="8" w16cid:durableId="920985580">
-    <w:abstractNumId w:val="5"/>
-  </w:num>
-  <w:num w:numId="9" w16cid:durableId="1422262748">
-    <w:abstractNumId w:val="0"/>
   </w:num>
 </w:numbering>
 </file>
